--- a/1c/Лаба-4/ПРИ123-ТИПС-#04-Нямаа.docx
+++ b/1c/Лаба-4/ПРИ123-ТИПС-#04-Нямаа.docx
@@ -356,25 +356,7 @@
           <w:sz w:val="24"/>
           <w:szCs w:val="24"/>
         </w:rPr>
-        <w:t>(</w:t>
-      </w:r>
-      <w:proofErr w:type="spellStart"/>
-      <w:r>
-        <w:rPr>
-          <w:b/>
-          <w:sz w:val="24"/>
-          <w:szCs w:val="24"/>
-        </w:rPr>
-        <w:t>ВлГУ</w:t>
-      </w:r>
-      <w:proofErr w:type="spellEnd"/>
-      <w:r>
-        <w:rPr>
-          <w:b/>
-          <w:sz w:val="24"/>
-          <w:szCs w:val="24"/>
-        </w:rPr>
-        <w:t>)</w:t>
+        <w:t>(ВлГУ)</w:t>
       </w:r>
     </w:p>
     <w:p>
@@ -788,18 +770,8 @@
           <w:sz w:val="28"/>
           <w:szCs w:val="28"/>
         </w:rPr>
-        <w:t xml:space="preserve">А.Ц. </w:t>
-      </w:r>
-      <w:proofErr w:type="spellStart"/>
-      <w:r>
-        <w:rPr>
-          <w:color w:val="000000" w:themeColor="text1"/>
-          <w:sz w:val="28"/>
-          <w:szCs w:val="28"/>
-        </w:rPr>
-        <w:t>Нямаа</w:t>
-      </w:r>
-      <w:proofErr w:type="spellEnd"/>
+        <w:t>А.Ц. Нямаа</w:t>
+      </w:r>
     </w:p>
     <w:p>
       <w:pPr>
@@ -1002,28 +974,18 @@
         </w:rPr>
         <w:t xml:space="preserve"> (</w:t>
       </w:r>
-      <w:proofErr w:type="spellStart"/>
-      <w:r>
-        <w:rPr>
-          <w:sz w:val="28"/>
-        </w:rPr>
-        <w:t>реижиниринг</w:t>
-      </w:r>
-      <w:proofErr w:type="spellEnd"/>
-      <w:r>
-        <w:rPr>
-          <w:sz w:val="28"/>
-        </w:rPr>
-        <w:t xml:space="preserve"> </w:t>
-      </w:r>
-      <w:proofErr w:type="spellStart"/>
-      <w:r>
-        <w:rPr>
-          <w:sz w:val="28"/>
-        </w:rPr>
-        <w:t>процецссов</w:t>
-      </w:r>
-      <w:proofErr w:type="spellEnd"/>
+      <w:r>
+        <w:rPr>
+          <w:sz w:val="28"/>
+        </w:rPr>
+        <w:t xml:space="preserve">реижиниринг </w:t>
+      </w:r>
+      <w:r>
+        <w:rPr>
+          <w:sz w:val="28"/>
+        </w:rPr>
+        <w:t>процессов</w:t>
+      </w:r>
       <w:r>
         <w:rPr>
           <w:sz w:val="28"/>
@@ -1101,7 +1063,26 @@
         <w:rPr>
           <w:sz w:val="28"/>
         </w:rPr>
-        <w:t>реализовать модель измененного технологического процесса.</w:t>
+        <w:t>реализовать модель измененного технологического процесса</w:t>
+      </w:r>
+      <w:r>
+        <w:rPr>
+          <w:sz w:val="28"/>
+        </w:rPr>
+        <w:t xml:space="preserve"> </w:t>
+      </w:r>
+      <w:r>
+        <w:rPr>
+          <w:sz w:val="28"/>
+          <w:lang w:val="en-US"/>
+        </w:rPr>
+        <w:t>TO-BE</w:t>
+      </w:r>
+      <w:r>
+        <w:rPr>
+          <w:sz w:val="28"/>
+        </w:rPr>
+        <w:t>.</w:t>
       </w:r>
     </w:p>
     <w:p>
@@ -1226,6 +1207,365 @@
           <w:sz w:val="28"/>
         </w:rPr>
       </w:pPr>
+      <w:r>
+        <w:rPr>
+          <w:b/>
+          <w:bCs/>
+          <w:sz w:val="28"/>
+        </w:rPr>
+        <w:t xml:space="preserve">Изменение диаграммы </w:t>
+      </w:r>
+      <w:r>
+        <w:rPr>
+          <w:b/>
+          <w:bCs/>
+          <w:sz w:val="28"/>
+          <w:lang w:val="en-US"/>
+        </w:rPr>
+        <w:t>A0</w:t>
+      </w:r>
+      <w:r>
+        <w:rPr>
+          <w:b/>
+          <w:bCs/>
+          <w:sz w:val="28"/>
+        </w:rPr>
+        <w:t>.</w:t>
+      </w:r>
+      <w:r>
+        <w:rPr>
+          <w:b/>
+          <w:bCs/>
+          <w:sz w:val="28"/>
+        </w:rPr>
+        <w:t xml:space="preserve"> </w:t>
+      </w:r>
+      <w:r>
+        <w:rPr>
+          <w:sz w:val="28"/>
+        </w:rPr>
+        <w:t>В созданной раннее модели большинство бизнес</w:t>
+      </w:r>
+      <w:r>
+        <w:rPr>
+          <w:sz w:val="28"/>
+        </w:rPr>
+        <w:t>-</w:t>
+      </w:r>
+      <w:r>
+        <w:rPr>
+          <w:sz w:val="28"/>
+        </w:rPr>
+        <w:t xml:space="preserve">задач было автоматизировано </w:t>
+      </w:r>
+      <w:r>
+        <w:rPr>
+          <w:sz w:val="28"/>
+        </w:rPr>
+        <w:t>и заточено на исполнение без использования человеческих усилий</w:t>
+      </w:r>
+      <w:r>
+        <w:rPr>
+          <w:sz w:val="28"/>
+        </w:rPr>
+        <w:t xml:space="preserve">, кроме процесса поддержки пользователей администраторами и технической поддержкой. Таким образом, было принято решение на диаграмме </w:t>
+      </w:r>
+      <w:r>
+        <w:rPr>
+          <w:sz w:val="28"/>
+          <w:lang w:val="en-US"/>
+        </w:rPr>
+        <w:t xml:space="preserve">TO-BE </w:t>
+      </w:r>
+      <w:r>
+        <w:rPr>
+          <w:sz w:val="28"/>
+        </w:rPr>
+        <w:t xml:space="preserve">заменить </w:t>
+      </w:r>
+      <w:r>
+        <w:rPr>
+          <w:sz w:val="28"/>
+        </w:rPr>
+        <w:t>исполнителя «Администраторы и тех. поддержка» на «Нейросетевой ассистент»</w:t>
+      </w:r>
+      <w:r>
+        <w:rPr>
+          <w:sz w:val="28"/>
+        </w:rPr>
+        <w:t xml:space="preserve">, который будет взаимодействовать с пользователями для </w:t>
+      </w:r>
+      <w:r>
+        <w:rPr>
+          <w:sz w:val="28"/>
+        </w:rPr>
+        <w:t xml:space="preserve">проведения </w:t>
+      </w:r>
+      <w:r>
+        <w:rPr>
+          <w:sz w:val="28"/>
+        </w:rPr>
+        <w:t>консультаци</w:t>
+      </w:r>
+      <w:r>
+        <w:rPr>
+          <w:sz w:val="28"/>
+        </w:rPr>
+        <w:t>й</w:t>
+      </w:r>
+      <w:r>
+        <w:rPr>
+          <w:sz w:val="28"/>
+        </w:rPr>
+        <w:t xml:space="preserve">, </w:t>
+      </w:r>
+      <w:r>
+        <w:rPr>
+          <w:sz w:val="28"/>
+        </w:rPr>
+        <w:t>помощи в адаптации и использовании сервиса</w:t>
+      </w:r>
+      <w:r>
+        <w:rPr>
+          <w:sz w:val="28"/>
+        </w:rPr>
+        <w:t>, а также добавить исполнителя «Нейросетевая модель»</w:t>
+      </w:r>
+      <w:r>
+        <w:rPr>
+          <w:sz w:val="28"/>
+        </w:rPr>
+        <w:t xml:space="preserve"> для </w:t>
+      </w:r>
+      <w:r>
+        <w:rPr>
+          <w:sz w:val="28"/>
+        </w:rPr>
+        <w:t>атомизации</w:t>
+      </w:r>
+      <w:r>
+        <w:rPr>
+          <w:sz w:val="28"/>
+        </w:rPr>
+        <w:t xml:space="preserve"> выполнения некоторых технических процессов</w:t>
+      </w:r>
+      <w:r>
+        <w:rPr>
+          <w:sz w:val="28"/>
+        </w:rPr>
+        <w:t>.</w:t>
+      </w:r>
+    </w:p>
+    <w:p>
+      <w:pPr>
+        <w:spacing w:line="360" w:lineRule="auto"/>
+        <w:jc w:val="center"/>
+        <w:rPr>
+          <w:sz w:val="28"/>
+        </w:rPr>
+      </w:pPr>
+      <w:r>
+        <w:rPr>
+          <w:sz w:val="28"/>
+        </w:rPr>
+        <w:lastRenderedPageBreak/>
+        <w:drawing>
+          <wp:inline distT="0" distB="0" distL="0" distR="0" wp14:anchorId="5E4FD2EE" wp14:editId="22F7CF1C">
+            <wp:extent cx="5676609" cy="3962400"/>
+            <wp:effectExtent l="0" t="0" r="0" b="0"/>
+            <wp:docPr id="1" name="Рисунок 1"/>
+            <wp:cNvGraphicFramePr>
+              <a:graphicFrameLocks xmlns:a="http://schemas.openxmlformats.org/drawingml/2006/main" noChangeAspect="1"/>
+            </wp:cNvGraphicFramePr>
+            <a:graphic xmlns:a="http://schemas.openxmlformats.org/drawingml/2006/main">
+              <a:graphicData uri="http://schemas.openxmlformats.org/drawingml/2006/picture">
+                <pic:pic xmlns:pic="http://schemas.openxmlformats.org/drawingml/2006/picture">
+                  <pic:nvPicPr>
+                    <pic:cNvPr id="1" name=""/>
+                    <pic:cNvPicPr/>
+                  </pic:nvPicPr>
+                  <pic:blipFill>
+                    <a:blip r:embed="rId7"/>
+                    <a:stretch>
+                      <a:fillRect/>
+                    </a:stretch>
+                  </pic:blipFill>
+                  <pic:spPr>
+                    <a:xfrm>
+                      <a:off x="0" y="0"/>
+                      <a:ext cx="5725745" cy="3996698"/>
+                    </a:xfrm>
+                    <a:prstGeom prst="rect">
+                      <a:avLst/>
+                    </a:prstGeom>
+                  </pic:spPr>
+                </pic:pic>
+              </a:graphicData>
+            </a:graphic>
+          </wp:inline>
+        </w:drawing>
+      </w:r>
+    </w:p>
+    <w:p>
+      <w:pPr>
+        <w:spacing w:line="360" w:lineRule="auto"/>
+        <w:jc w:val="center"/>
+        <w:rPr>
+          <w:sz w:val="28"/>
+          <w:szCs w:val="28"/>
+        </w:rPr>
+      </w:pPr>
+      <w:r>
+        <w:rPr>
+          <w:sz w:val="28"/>
+          <w:szCs w:val="28"/>
+        </w:rPr>
+        <w:t xml:space="preserve">Рисунок 1. </w:t>
+      </w:r>
+      <w:r>
+        <w:rPr>
+          <w:sz w:val="28"/>
+          <w:szCs w:val="28"/>
+        </w:rPr>
+        <w:t xml:space="preserve">Исходная </w:t>
+      </w:r>
+      <w:r>
+        <w:rPr>
+          <w:sz w:val="28"/>
+          <w:szCs w:val="28"/>
+          <w:lang w:val="en-US"/>
+        </w:rPr>
+        <w:t xml:space="preserve">A0 </w:t>
+      </w:r>
+      <w:r>
+        <w:rPr>
+          <w:sz w:val="28"/>
+          <w:szCs w:val="28"/>
+        </w:rPr>
+        <w:t>диаграмма.</w:t>
+      </w:r>
+    </w:p>
+    <w:p>
+      <w:pPr>
+        <w:spacing w:line="360" w:lineRule="auto"/>
+        <w:jc w:val="center"/>
+        <w:rPr>
+          <w:sz w:val="28"/>
+          <w:szCs w:val="28"/>
+          <w:lang w:val="en-US"/>
+        </w:rPr>
+      </w:pPr>
+    </w:p>
+    <w:p>
+      <w:pPr>
+        <w:spacing w:line="360" w:lineRule="auto"/>
+        <w:jc w:val="center"/>
+        <w:rPr>
+          <w:sz w:val="28"/>
+          <w:szCs w:val="28"/>
+        </w:rPr>
+      </w:pPr>
+      <w:r>
+        <w:rPr>
+          <w:sz w:val="28"/>
+          <w:szCs w:val="28"/>
+        </w:rPr>
+        <w:drawing>
+          <wp:inline distT="0" distB="0" distL="0" distR="0" wp14:anchorId="164511F6" wp14:editId="57995154">
+            <wp:extent cx="5679969" cy="3956245"/>
+            <wp:effectExtent l="0" t="0" r="0" b="0"/>
+            <wp:docPr id="10" name="Рисунок 10"/>
+            <wp:cNvGraphicFramePr>
+              <a:graphicFrameLocks xmlns:a="http://schemas.openxmlformats.org/drawingml/2006/main" noChangeAspect="1"/>
+            </wp:cNvGraphicFramePr>
+            <a:graphic xmlns:a="http://schemas.openxmlformats.org/drawingml/2006/main">
+              <a:graphicData uri="http://schemas.openxmlformats.org/drawingml/2006/picture">
+                <pic:pic xmlns:pic="http://schemas.openxmlformats.org/drawingml/2006/picture">
+                  <pic:nvPicPr>
+                    <pic:cNvPr id="1" name=""/>
+                    <pic:cNvPicPr/>
+                  </pic:nvPicPr>
+                  <pic:blipFill>
+                    <a:blip r:embed="rId8"/>
+                    <a:stretch>
+                      <a:fillRect/>
+                    </a:stretch>
+                  </pic:blipFill>
+                  <pic:spPr>
+                    <a:xfrm>
+                      <a:off x="0" y="0"/>
+                      <a:ext cx="5744771" cy="4001381"/>
+                    </a:xfrm>
+                    <a:prstGeom prst="rect">
+                      <a:avLst/>
+                    </a:prstGeom>
+                  </pic:spPr>
+                </pic:pic>
+              </a:graphicData>
+            </a:graphic>
+          </wp:inline>
+        </w:drawing>
+      </w:r>
+    </w:p>
+    <w:p>
+      <w:pPr>
+        <w:spacing w:line="360" w:lineRule="auto"/>
+        <w:jc w:val="center"/>
+        <w:rPr>
+          <w:sz w:val="28"/>
+          <w:szCs w:val="28"/>
+        </w:rPr>
+      </w:pPr>
+      <w:r>
+        <w:rPr>
+          <w:sz w:val="28"/>
+          <w:szCs w:val="28"/>
+        </w:rPr>
+        <w:t xml:space="preserve">Рисунок </w:t>
+      </w:r>
+      <w:r>
+        <w:rPr>
+          <w:sz w:val="28"/>
+          <w:szCs w:val="28"/>
+        </w:rPr>
+        <w:t>2</w:t>
+      </w:r>
+      <w:r>
+        <w:rPr>
+          <w:sz w:val="28"/>
+          <w:szCs w:val="28"/>
+        </w:rPr>
+        <w:t xml:space="preserve">. </w:t>
+      </w:r>
+      <w:r>
+        <w:rPr>
+          <w:sz w:val="28"/>
+          <w:szCs w:val="28"/>
+        </w:rPr>
+        <w:t>Измененная</w:t>
+      </w:r>
+      <w:r>
+        <w:rPr>
+          <w:sz w:val="28"/>
+          <w:szCs w:val="28"/>
+        </w:rPr>
+        <w:t xml:space="preserve"> </w:t>
+      </w:r>
+      <w:r>
+        <w:rPr>
+          <w:sz w:val="28"/>
+          <w:szCs w:val="28"/>
+          <w:lang w:val="en-US"/>
+        </w:rPr>
+        <w:t xml:space="preserve">A0 </w:t>
+      </w:r>
+      <w:r>
+        <w:rPr>
+          <w:sz w:val="28"/>
+          <w:szCs w:val="28"/>
+        </w:rPr>
+        <w:t>диаграмма.</w:t>
+      </w:r>
     </w:p>
     <w:p>
       <w:pPr>
@@ -1234,8 +1574,80 @@
         <w:jc w:val="both"/>
         <w:rPr>
           <w:sz w:val="28"/>
-        </w:rPr>
-      </w:pPr>
+          <w:szCs w:val="28"/>
+        </w:rPr>
+      </w:pPr>
+      <w:r>
+        <w:rPr>
+          <w:b/>
+          <w:bCs/>
+          <w:sz w:val="28"/>
+        </w:rPr>
+        <w:lastRenderedPageBreak/>
+        <w:t xml:space="preserve">Изменение диаграммы </w:t>
+      </w:r>
+      <w:r>
+        <w:rPr>
+          <w:b/>
+          <w:bCs/>
+          <w:sz w:val="28"/>
+          <w:lang w:val="en-US"/>
+        </w:rPr>
+        <w:t>IDEF0</w:t>
+      </w:r>
+      <w:r>
+        <w:rPr>
+          <w:b/>
+          <w:bCs/>
+          <w:sz w:val="28"/>
+        </w:rPr>
+        <w:t>.</w:t>
+      </w:r>
+      <w:r>
+        <w:rPr>
+          <w:b/>
+          <w:bCs/>
+          <w:sz w:val="28"/>
+        </w:rPr>
+        <w:t xml:space="preserve"> </w:t>
+      </w:r>
+      <w:r>
+        <w:rPr>
+          <w:sz w:val="28"/>
+        </w:rPr>
+        <w:t xml:space="preserve">Добавленный исполнитель «Нейросетевой </w:t>
+      </w:r>
+      <w:r>
+        <w:rPr>
+          <w:sz w:val="28"/>
+        </w:rPr>
+        <w:t>ассистент</w:t>
+      </w:r>
+      <w:r>
+        <w:rPr>
+          <w:sz w:val="28"/>
+        </w:rPr>
+        <w:t>» имеет связь со всеми бизнес-процессами, так как клиент на любом этапе может обратиться к нему и узнать интересующие его детали.</w:t>
+      </w:r>
+      <w:r>
+        <w:rPr>
+          <w:sz w:val="28"/>
+        </w:rPr>
+        <w:t xml:space="preserve"> Исполнитель «Нейросетевая модель» имеет связь с бизнес-процессами «Создание виртуальной машины» и «Предоставление прав доступа к </w:t>
+      </w:r>
+      <w:r>
+        <w:rPr>
+          <w:sz w:val="28"/>
+          <w:lang w:val="en-US"/>
+        </w:rPr>
+        <w:t>VPS</w:t>
+      </w:r>
+      <w:r>
+        <w:rPr>
+          <w:sz w:val="28"/>
+        </w:rPr>
+        <w:t>» для оптимизации задач, выполняемых рабочей силой, что снизит стоимость отдельных операций.</w:t>
+      </w:r>
     </w:p>
     <w:p>
       <w:pPr>
@@ -1251,14 +1663,41 @@
           <w:sz w:val="28"/>
           <w:szCs w:val="28"/>
         </w:rPr>
-        <w:t xml:space="preserve">Рисунок 1. </w:t>
-      </w:r>
-      <w:r>
-        <w:rPr>
-          <w:sz w:val="28"/>
-          <w:szCs w:val="28"/>
-        </w:rPr>
-        <w:t>Настройка единицы измерения денег и времени.</w:t>
+        <w:drawing>
+          <wp:inline distT="0" distB="0" distL="0" distR="0" wp14:anchorId="380C6AF6" wp14:editId="0A34CD62">
+            <wp:extent cx="5856213" cy="4079631"/>
+            <wp:effectExtent l="0" t="0" r="0" b="0"/>
+            <wp:docPr id="5" name="Рисунок 5"/>
+            <wp:cNvGraphicFramePr>
+              <a:graphicFrameLocks xmlns:a="http://schemas.openxmlformats.org/drawingml/2006/main" noChangeAspect="1"/>
+            </wp:cNvGraphicFramePr>
+            <a:graphic xmlns:a="http://schemas.openxmlformats.org/drawingml/2006/main">
+              <a:graphicData uri="http://schemas.openxmlformats.org/drawingml/2006/picture">
+                <pic:pic xmlns:pic="http://schemas.openxmlformats.org/drawingml/2006/picture">
+                  <pic:nvPicPr>
+                    <pic:cNvPr id="1" name=""/>
+                    <pic:cNvPicPr/>
+                  </pic:nvPicPr>
+                  <pic:blipFill>
+                    <a:blip r:embed="rId9"/>
+                    <a:stretch>
+                      <a:fillRect/>
+                    </a:stretch>
+                  </pic:blipFill>
+                  <pic:spPr>
+                    <a:xfrm>
+                      <a:off x="0" y="0"/>
+                      <a:ext cx="5877094" cy="4094177"/>
+                    </a:xfrm>
+                    <a:prstGeom prst="rect">
+                      <a:avLst/>
+                    </a:prstGeom>
+                  </pic:spPr>
+                </pic:pic>
+              </a:graphicData>
+            </a:graphic>
+          </wp:inline>
+        </w:drawing>
       </w:r>
     </w:p>
     <w:p>
@@ -1268,15 +1707,180 @@
         <w:rPr>
           <w:sz w:val="28"/>
           <w:szCs w:val="28"/>
-        </w:rPr>
-      </w:pPr>
-      <w:r>
-        <w:rPr>
-          <w:sz w:val="28"/>
-          <w:szCs w:val="28"/>
-        </w:rPr>
-        <w:t>ВЫВОД К РАБОТЕ:</w:t>
-      </w:r>
+          <w:lang w:val="en-US"/>
+        </w:rPr>
+      </w:pPr>
+      <w:r>
+        <w:rPr>
+          <w:sz w:val="28"/>
+          <w:szCs w:val="28"/>
+        </w:rPr>
+        <w:t xml:space="preserve">Рисунок </w:t>
+      </w:r>
+      <w:r>
+        <w:rPr>
+          <w:sz w:val="28"/>
+          <w:szCs w:val="28"/>
+          <w:lang w:val="en-US"/>
+        </w:rPr>
+        <w:t>3</w:t>
+      </w:r>
+      <w:r>
+        <w:rPr>
+          <w:sz w:val="28"/>
+          <w:szCs w:val="28"/>
+        </w:rPr>
+        <w:t xml:space="preserve">. Исходная </w:t>
+      </w:r>
+      <w:r>
+        <w:rPr>
+          <w:sz w:val="28"/>
+          <w:szCs w:val="28"/>
+          <w:lang w:val="en-US"/>
+        </w:rPr>
+        <w:t>IDEF0</w:t>
+      </w:r>
+      <w:r>
+        <w:rPr>
+          <w:sz w:val="28"/>
+          <w:szCs w:val="28"/>
+          <w:lang w:val="en-US"/>
+        </w:rPr>
+        <w:t xml:space="preserve"> </w:t>
+      </w:r>
+      <w:r>
+        <w:rPr>
+          <w:sz w:val="28"/>
+          <w:szCs w:val="28"/>
+        </w:rPr>
+        <w:t>диаграмма.</w:t>
+      </w:r>
+    </w:p>
+    <w:p>
+      <w:pPr>
+        <w:spacing w:line="360" w:lineRule="auto"/>
+        <w:jc w:val="center"/>
+        <w:rPr>
+          <w:sz w:val="28"/>
+          <w:szCs w:val="28"/>
+          <w:lang w:val="en-US"/>
+        </w:rPr>
+      </w:pPr>
+      <w:r>
+        <w:rPr>
+          <w:sz w:val="28"/>
+          <w:szCs w:val="28"/>
+          <w:lang w:val="en-US"/>
+        </w:rPr>
+        <w:lastRenderedPageBreak/>
+        <w:drawing>
+          <wp:inline distT="0" distB="0" distL="0" distR="0" wp14:anchorId="0628973D" wp14:editId="089741D6">
+            <wp:extent cx="5940425" cy="4133215"/>
+            <wp:effectExtent l="0" t="0" r="0" b="0"/>
+            <wp:docPr id="16" name="Рисунок 16"/>
+            <wp:cNvGraphicFramePr>
+              <a:graphicFrameLocks xmlns:a="http://schemas.openxmlformats.org/drawingml/2006/main" noChangeAspect="1"/>
+            </wp:cNvGraphicFramePr>
+            <a:graphic xmlns:a="http://schemas.openxmlformats.org/drawingml/2006/main">
+              <a:graphicData uri="http://schemas.openxmlformats.org/drawingml/2006/picture">
+                <pic:pic xmlns:pic="http://schemas.openxmlformats.org/drawingml/2006/picture">
+                  <pic:nvPicPr>
+                    <pic:cNvPr id="1" name=""/>
+                    <pic:cNvPicPr/>
+                  </pic:nvPicPr>
+                  <pic:blipFill>
+                    <a:blip r:embed="rId10"/>
+                    <a:stretch>
+                      <a:fillRect/>
+                    </a:stretch>
+                  </pic:blipFill>
+                  <pic:spPr>
+                    <a:xfrm>
+                      <a:off x="0" y="0"/>
+                      <a:ext cx="5944540" cy="4136078"/>
+                    </a:xfrm>
+                    <a:prstGeom prst="rect">
+                      <a:avLst/>
+                    </a:prstGeom>
+                  </pic:spPr>
+                </pic:pic>
+              </a:graphicData>
+            </a:graphic>
+          </wp:inline>
+        </w:drawing>
+      </w:r>
+    </w:p>
+    <w:p>
+      <w:pPr>
+        <w:spacing w:line="360" w:lineRule="auto"/>
+        <w:jc w:val="center"/>
+        <w:rPr>
+          <w:sz w:val="28"/>
+          <w:szCs w:val="28"/>
+          <w:lang w:val="en-US"/>
+        </w:rPr>
+      </w:pPr>
+      <w:r>
+        <w:rPr>
+          <w:sz w:val="28"/>
+          <w:szCs w:val="28"/>
+        </w:rPr>
+        <w:t xml:space="preserve">Рисунок </w:t>
+      </w:r>
+      <w:r>
+        <w:rPr>
+          <w:sz w:val="28"/>
+          <w:szCs w:val="28"/>
+          <w:lang w:val="en-US"/>
+        </w:rPr>
+        <w:t>4</w:t>
+      </w:r>
+      <w:r>
+        <w:rPr>
+          <w:sz w:val="28"/>
+          <w:szCs w:val="28"/>
+        </w:rPr>
+        <w:t xml:space="preserve">. </w:t>
+      </w:r>
+      <w:r>
+        <w:rPr>
+          <w:sz w:val="28"/>
+          <w:szCs w:val="28"/>
+        </w:rPr>
+        <w:t>Измененная</w:t>
+      </w:r>
+      <w:r>
+        <w:rPr>
+          <w:sz w:val="28"/>
+          <w:szCs w:val="28"/>
+        </w:rPr>
+        <w:t xml:space="preserve"> </w:t>
+      </w:r>
+      <w:r>
+        <w:rPr>
+          <w:sz w:val="28"/>
+          <w:szCs w:val="28"/>
+          <w:lang w:val="en-US"/>
+        </w:rPr>
+        <w:t xml:space="preserve">IDEF0 </w:t>
+      </w:r>
+      <w:r>
+        <w:rPr>
+          <w:sz w:val="28"/>
+          <w:szCs w:val="28"/>
+        </w:rPr>
+        <w:t>диаграмма.</w:t>
+      </w:r>
+    </w:p>
+    <w:p>
+      <w:pPr>
+        <w:spacing w:line="360" w:lineRule="auto"/>
+        <w:jc w:val="center"/>
+        <w:rPr>
+          <w:sz w:val="28"/>
+          <w:szCs w:val="28"/>
+        </w:rPr>
+      </w:pPr>
     </w:p>
     <w:p>
       <w:pPr>
@@ -1285,97 +1889,416 @@
         <w:jc w:val="both"/>
         <w:rPr>
           <w:sz w:val="28"/>
-        </w:rPr>
-      </w:pPr>
-      <w:r>
-        <w:rPr>
-          <w:sz w:val="28"/>
-        </w:rPr>
-        <w:t>Я и</w:t>
-      </w:r>
-      <w:r>
-        <w:rPr>
-          <w:sz w:val="28"/>
-        </w:rPr>
-        <w:t>зучи</w:t>
-      </w:r>
-      <w:r>
-        <w:rPr>
-          <w:sz w:val="28"/>
-        </w:rPr>
-        <w:t>л</w:t>
-      </w:r>
-      <w:r>
-        <w:rPr>
-          <w:sz w:val="28"/>
-        </w:rPr>
-        <w:t xml:space="preserve"> и спроектиров</w:t>
-      </w:r>
-      <w:r>
-        <w:rPr>
-          <w:sz w:val="28"/>
-        </w:rPr>
-        <w:t>ал</w:t>
-      </w:r>
-      <w:r>
-        <w:rPr>
-          <w:sz w:val="28"/>
-        </w:rPr>
-        <w:t xml:space="preserve"> бизнес-модель </w:t>
-      </w:r>
-      <w:r>
-        <w:rPr>
-          <w:sz w:val="28"/>
-          <w:lang w:val="en-US"/>
-        </w:rPr>
-        <w:t>TO</w:t>
-      </w:r>
-      <w:r>
-        <w:rPr>
-          <w:sz w:val="28"/>
-        </w:rPr>
-        <w:t>-</w:t>
-      </w:r>
-      <w:r>
-        <w:rPr>
-          <w:sz w:val="28"/>
-          <w:lang w:val="en-US"/>
-        </w:rPr>
-        <w:t>BE</w:t>
-      </w:r>
-      <w:r>
-        <w:rPr>
-          <w:sz w:val="28"/>
-        </w:rPr>
-        <w:t xml:space="preserve"> (</w:t>
-      </w:r>
-      <w:proofErr w:type="spellStart"/>
-      <w:r>
-        <w:rPr>
-          <w:sz w:val="28"/>
-        </w:rPr>
-        <w:t>реижиниринг</w:t>
-      </w:r>
-      <w:proofErr w:type="spellEnd"/>
-      <w:r>
-        <w:rPr>
+          <w:szCs w:val="28"/>
+        </w:rPr>
+      </w:pPr>
+      <w:r>
+        <w:rPr>
+          <w:b/>
+          <w:bCs/>
+          <w:sz w:val="28"/>
+        </w:rPr>
+        <w:t xml:space="preserve">Изменение диаграммы </w:t>
+      </w:r>
+      <w:r>
+        <w:rPr>
+          <w:b/>
+          <w:bCs/>
+          <w:sz w:val="28"/>
+          <w:lang w:val="en-US"/>
+        </w:rPr>
+        <w:t>IDEF</w:t>
+      </w:r>
+      <w:r>
+        <w:rPr>
+          <w:b/>
+          <w:bCs/>
+          <w:sz w:val="28"/>
+          <w:lang w:val="en-US"/>
+        </w:rPr>
+        <w:t>3</w:t>
+      </w:r>
+      <w:r>
+        <w:rPr>
+          <w:b/>
+          <w:bCs/>
+          <w:sz w:val="28"/>
+        </w:rPr>
+        <w:t>.</w:t>
+      </w:r>
+      <w:r>
+        <w:rPr>
+          <w:b/>
+          <w:bCs/>
           <w:sz w:val="28"/>
         </w:rPr>
         <w:t xml:space="preserve"> </w:t>
       </w:r>
-      <w:proofErr w:type="spellStart"/>
-      <w:r>
-        <w:rPr>
-          <w:sz w:val="28"/>
-        </w:rPr>
-        <w:t>процецссов</w:t>
-      </w:r>
-      <w:proofErr w:type="spellEnd"/>
-      <w:r>
-        <w:rPr>
-          <w:sz w:val="28"/>
-        </w:rPr>
-        <w:t>).</w:t>
+      <w:r>
+        <w:rPr>
+          <w:sz w:val="28"/>
+        </w:rPr>
+        <w:t xml:space="preserve">На диаграмме </w:t>
+      </w:r>
+      <w:r>
+        <w:rPr>
+          <w:sz w:val="28"/>
+          <w:lang w:val="en-US"/>
+        </w:rPr>
+        <w:t>IDEF3</w:t>
+      </w:r>
+      <w:r>
+        <w:rPr>
+          <w:sz w:val="28"/>
+        </w:rPr>
+        <w:t xml:space="preserve"> было внесено несколько изменений благодаря исполнителю «Нейросетевая модель». Бизнес-процесс «Автоматическая и ручная отладка </w:t>
+      </w:r>
+      <w:r>
+        <w:rPr>
+          <w:sz w:val="28"/>
+          <w:lang w:val="en-US"/>
+        </w:rPr>
+        <w:t>VM</w:t>
+      </w:r>
+      <w:r>
+        <w:rPr>
+          <w:sz w:val="28"/>
+        </w:rPr>
+        <w:t xml:space="preserve">» был изменен и разделен на два бизнес-процесса: «Автоматическая отладка </w:t>
+      </w:r>
+      <w:r>
+        <w:rPr>
+          <w:sz w:val="28"/>
+          <w:lang w:val="en-US"/>
+        </w:rPr>
+        <w:t>VM</w:t>
+      </w:r>
+      <w:r>
+        <w:rPr>
+          <w:sz w:val="28"/>
+        </w:rPr>
+        <w:t>» и «Нейросетевая отладка</w:t>
+      </w:r>
+      <w:r>
+        <w:rPr>
+          <w:sz w:val="28"/>
+          <w:lang w:val="en-US"/>
+        </w:rPr>
+        <w:t xml:space="preserve"> VM</w:t>
+      </w:r>
+      <w:r>
+        <w:rPr>
+          <w:sz w:val="28"/>
+        </w:rPr>
+        <w:t>»</w:t>
+      </w:r>
+      <w:r>
+        <w:rPr>
+          <w:sz w:val="28"/>
+          <w:lang w:val="en-US"/>
+        </w:rPr>
+        <w:t xml:space="preserve">. </w:t>
+      </w:r>
+      <w:r>
+        <w:rPr>
+          <w:sz w:val="28"/>
+        </w:rPr>
+        <w:t>Подобное деление дает больше гибкости и позволяет затрачивать меньше ресурсов на выполнение.</w:t>
+      </w:r>
+      <w:r>
+        <w:rPr>
+          <w:sz w:val="28"/>
+        </w:rPr>
+        <w:t xml:space="preserve"> Также были внесены необходимые корректировки, отмеченные при проверка лабораторных работ 2 и 3.</w:t>
+      </w:r>
+    </w:p>
+    <w:p>
+      <w:pPr>
+        <w:spacing w:line="360" w:lineRule="auto"/>
+        <w:jc w:val="center"/>
+        <w:rPr>
+          <w:sz w:val="28"/>
+          <w:szCs w:val="28"/>
+        </w:rPr>
+      </w:pPr>
+      <w:r>
+        <w:rPr>
+          <w:sz w:val="28"/>
+          <w:szCs w:val="28"/>
+        </w:rPr>
+        <w:lastRenderedPageBreak/>
+        <w:drawing>
+          <wp:inline distT="0" distB="0" distL="0" distR="0" wp14:anchorId="50AEB3DA" wp14:editId="4D1454DE">
+            <wp:extent cx="5884985" cy="4075769"/>
+            <wp:effectExtent l="0" t="0" r="0" b="0"/>
+            <wp:docPr id="12" name="Рисунок 12"/>
+            <wp:cNvGraphicFramePr>
+              <a:graphicFrameLocks xmlns:a="http://schemas.openxmlformats.org/drawingml/2006/main" noChangeAspect="1"/>
+            </wp:cNvGraphicFramePr>
+            <a:graphic xmlns:a="http://schemas.openxmlformats.org/drawingml/2006/main">
+              <a:graphicData uri="http://schemas.openxmlformats.org/drawingml/2006/picture">
+                <pic:pic xmlns:pic="http://schemas.openxmlformats.org/drawingml/2006/picture">
+                  <pic:nvPicPr>
+                    <pic:cNvPr id="1" name=""/>
+                    <pic:cNvPicPr/>
+                  </pic:nvPicPr>
+                  <pic:blipFill>
+                    <a:blip r:embed="rId11"/>
+                    <a:stretch>
+                      <a:fillRect/>
+                    </a:stretch>
+                  </pic:blipFill>
+                  <pic:spPr>
+                    <a:xfrm>
+                      <a:off x="0" y="0"/>
+                      <a:ext cx="5893126" cy="4081407"/>
+                    </a:xfrm>
+                    <a:prstGeom prst="rect">
+                      <a:avLst/>
+                    </a:prstGeom>
+                  </pic:spPr>
+                </pic:pic>
+              </a:graphicData>
+            </a:graphic>
+          </wp:inline>
+        </w:drawing>
+      </w:r>
+    </w:p>
+    <w:p>
+      <w:pPr>
+        <w:spacing w:line="360" w:lineRule="auto"/>
+        <w:jc w:val="center"/>
+        <w:rPr>
+          <w:sz w:val="28"/>
+          <w:szCs w:val="28"/>
+          <w:lang w:val="en-US"/>
+        </w:rPr>
+      </w:pPr>
+      <w:r>
+        <w:rPr>
+          <w:sz w:val="28"/>
+          <w:szCs w:val="28"/>
+        </w:rPr>
+        <w:t xml:space="preserve">Рисунок </w:t>
+      </w:r>
+      <w:r>
+        <w:rPr>
+          <w:sz w:val="28"/>
+          <w:szCs w:val="28"/>
+        </w:rPr>
+        <w:t>5</w:t>
+      </w:r>
+      <w:r>
+        <w:rPr>
+          <w:sz w:val="28"/>
+          <w:szCs w:val="28"/>
+        </w:rPr>
+        <w:t xml:space="preserve">. </w:t>
+      </w:r>
+      <w:r>
+        <w:rPr>
+          <w:sz w:val="28"/>
+          <w:szCs w:val="28"/>
+        </w:rPr>
+        <w:t>Исход</w:t>
+      </w:r>
+      <w:r>
+        <w:rPr>
+          <w:sz w:val="28"/>
+          <w:szCs w:val="28"/>
+        </w:rPr>
+        <w:t>ная</w:t>
+      </w:r>
+      <w:r>
+        <w:rPr>
+          <w:sz w:val="28"/>
+          <w:szCs w:val="28"/>
+        </w:rPr>
+        <w:t xml:space="preserve"> </w:t>
+      </w:r>
+      <w:r>
+        <w:rPr>
+          <w:sz w:val="28"/>
+          <w:szCs w:val="28"/>
+          <w:lang w:val="en-US"/>
+        </w:rPr>
+        <w:t>IDEF</w:t>
+      </w:r>
+      <w:r>
+        <w:rPr>
+          <w:sz w:val="28"/>
+          <w:szCs w:val="28"/>
+        </w:rPr>
+        <w:t>3</w:t>
+      </w:r>
+      <w:r>
+        <w:rPr>
+          <w:sz w:val="28"/>
+          <w:szCs w:val="28"/>
+          <w:lang w:val="en-US"/>
+        </w:rPr>
+        <w:t xml:space="preserve"> </w:t>
+      </w:r>
+      <w:r>
+        <w:rPr>
+          <w:sz w:val="28"/>
+          <w:szCs w:val="28"/>
+        </w:rPr>
+        <w:t>диаграмма.</w:t>
+      </w:r>
+    </w:p>
+    <w:p>
+      <w:pPr>
+        <w:spacing w:line="360" w:lineRule="auto"/>
+        <w:jc w:val="center"/>
+        <w:rPr>
+          <w:sz w:val="28"/>
+          <w:szCs w:val="28"/>
+        </w:rPr>
+      </w:pPr>
+    </w:p>
+    <w:p>
+      <w:pPr>
+        <w:spacing w:line="360" w:lineRule="auto"/>
+        <w:jc w:val="center"/>
+        <w:rPr>
+          <w:sz w:val="28"/>
+          <w:szCs w:val="28"/>
+        </w:rPr>
+      </w:pPr>
+      <w:r>
+        <w:rPr>
+          <w:sz w:val="28"/>
+          <w:szCs w:val="28"/>
+        </w:rPr>
+        <w:drawing>
+          <wp:inline distT="0" distB="0" distL="0" distR="0" wp14:anchorId="2406005D" wp14:editId="2A446FD6">
+            <wp:extent cx="5879123" cy="4091191"/>
+            <wp:effectExtent l="0" t="0" r="0" b="0"/>
+            <wp:docPr id="15" name="Рисунок 15"/>
+            <wp:cNvGraphicFramePr>
+              <a:graphicFrameLocks xmlns:a="http://schemas.openxmlformats.org/drawingml/2006/main" noChangeAspect="1"/>
+            </wp:cNvGraphicFramePr>
+            <a:graphic xmlns:a="http://schemas.openxmlformats.org/drawingml/2006/main">
+              <a:graphicData uri="http://schemas.openxmlformats.org/drawingml/2006/picture">
+                <pic:pic xmlns:pic="http://schemas.openxmlformats.org/drawingml/2006/picture">
+                  <pic:nvPicPr>
+                    <pic:cNvPr id="1" name=""/>
+                    <pic:cNvPicPr/>
+                  </pic:nvPicPr>
+                  <pic:blipFill>
+                    <a:blip r:embed="rId12"/>
+                    <a:stretch>
+                      <a:fillRect/>
+                    </a:stretch>
+                  </pic:blipFill>
+                  <pic:spPr>
+                    <a:xfrm>
+                      <a:off x="0" y="0"/>
+                      <a:ext cx="5892043" cy="4100182"/>
+                    </a:xfrm>
+                    <a:prstGeom prst="rect">
+                      <a:avLst/>
+                    </a:prstGeom>
+                  </pic:spPr>
+                </pic:pic>
+              </a:graphicData>
+            </a:graphic>
+          </wp:inline>
+        </w:drawing>
+      </w:r>
+    </w:p>
+    <w:p>
+      <w:pPr>
+        <w:spacing w:line="360" w:lineRule="auto"/>
+        <w:jc w:val="center"/>
+        <w:rPr>
+          <w:sz w:val="28"/>
+          <w:szCs w:val="28"/>
+        </w:rPr>
+      </w:pPr>
+      <w:r>
+        <w:rPr>
+          <w:sz w:val="28"/>
+          <w:szCs w:val="28"/>
+        </w:rPr>
+        <w:t xml:space="preserve">Рисунок </w:t>
+      </w:r>
+      <w:r>
+        <w:rPr>
+          <w:sz w:val="28"/>
+          <w:szCs w:val="28"/>
+        </w:rPr>
+        <w:t>6</w:t>
+      </w:r>
+      <w:r>
+        <w:rPr>
+          <w:sz w:val="28"/>
+          <w:szCs w:val="28"/>
+        </w:rPr>
+        <w:t xml:space="preserve">. </w:t>
+      </w:r>
+      <w:r>
+        <w:rPr>
+          <w:sz w:val="28"/>
+          <w:szCs w:val="28"/>
+        </w:rPr>
+        <w:t>Измененная</w:t>
+      </w:r>
+      <w:r>
+        <w:rPr>
+          <w:sz w:val="28"/>
+          <w:szCs w:val="28"/>
+        </w:rPr>
+        <w:t xml:space="preserve"> </w:t>
+      </w:r>
+      <w:r>
+        <w:rPr>
+          <w:sz w:val="28"/>
+          <w:szCs w:val="28"/>
+          <w:lang w:val="en-US"/>
+        </w:rPr>
+        <w:t>IDEF</w:t>
+      </w:r>
+      <w:r>
+        <w:rPr>
+          <w:sz w:val="28"/>
+          <w:szCs w:val="28"/>
+        </w:rPr>
+        <w:t>3</w:t>
+      </w:r>
+      <w:r>
+        <w:rPr>
+          <w:sz w:val="28"/>
+          <w:szCs w:val="28"/>
+          <w:lang w:val="en-US"/>
+        </w:rPr>
+        <w:t xml:space="preserve"> </w:t>
+      </w:r>
+      <w:r>
+        <w:rPr>
+          <w:sz w:val="28"/>
+          <w:szCs w:val="28"/>
+        </w:rPr>
+        <w:t>диаграмма.</w:t>
+      </w:r>
+    </w:p>
+    <w:p>
+      <w:pPr>
+        <w:spacing w:line="360" w:lineRule="auto"/>
+        <w:jc w:val="center"/>
+        <w:rPr>
+          <w:sz w:val="28"/>
+          <w:szCs w:val="28"/>
+        </w:rPr>
+      </w:pPr>
+      <w:r>
+        <w:rPr>
+          <w:sz w:val="28"/>
+          <w:szCs w:val="28"/>
+        </w:rPr>
+        <w:lastRenderedPageBreak/>
+        <w:t>ВЫВОД К РАБОТЕ:</w:t>
       </w:r>
     </w:p>
     <w:p>
@@ -1387,11 +2310,59 @@
           <w:sz w:val="28"/>
         </w:rPr>
       </w:pPr>
+      <w:r>
+        <w:rPr>
+          <w:sz w:val="28"/>
+        </w:rPr>
+        <w:t xml:space="preserve">Я изучил и спроектировал бизнес-модель </w:t>
+      </w:r>
+      <w:r>
+        <w:rPr>
+          <w:sz w:val="28"/>
+          <w:lang w:val="en-US"/>
+        </w:rPr>
+        <w:t>TO</w:t>
+      </w:r>
+      <w:r>
+        <w:rPr>
+          <w:sz w:val="28"/>
+        </w:rPr>
+        <w:t>-</w:t>
+      </w:r>
+      <w:r>
+        <w:rPr>
+          <w:sz w:val="28"/>
+          <w:lang w:val="en-US"/>
+        </w:rPr>
+        <w:t>BE</w:t>
+      </w:r>
+      <w:r>
+        <w:rPr>
+          <w:sz w:val="28"/>
+        </w:rPr>
+        <w:t xml:space="preserve"> (</w:t>
+      </w:r>
+      <w:r>
+        <w:rPr>
+          <w:sz w:val="28"/>
+        </w:rPr>
+        <w:t>реижиниринг процецссов).</w:t>
+      </w:r>
+    </w:p>
+    <w:p>
+      <w:pPr>
+        <w:spacing w:line="360" w:lineRule="auto"/>
+        <w:ind w:firstLine="709"/>
+        <w:jc w:val="both"/>
+        <w:rPr>
+          <w:sz w:val="28"/>
+        </w:rPr>
+      </w:pPr>
     </w:p>
     <w:sectPr>
-      <w:footerReference w:type="even" r:id="rId7"/>
-      <w:footerReference w:type="default" r:id="rId8"/>
-      <w:footerReference w:type="first" r:id="rId9"/>
+      <w:footerReference w:type="even" r:id="rId13"/>
+      <w:footerReference w:type="default" r:id="rId14"/>
+      <w:footerReference w:type="first" r:id="rId15"/>
       <w:pgSz w:w="11906" w:h="16838"/>
       <w:pgMar w:top="1134" w:right="850" w:bottom="1134" w:left="1701" w:header="0" w:footer="708" w:gutter="0"/>
       <w:cols w:space="720"/>
@@ -2114,7 +3085,7 @@
   <w:style w:type="paragraph" w:default="1" w:styleId="a">
     <w:name w:val="Normal"/>
     <w:qFormat/>
-    <w:rsid w:val="00A75EBD"/>
+    <w:rsid w:val="004B418C"/>
     <w:pPr>
       <w:widowControl w:val="0"/>
     </w:pPr>
